--- a/ESG_Text_Based_Incentives/Documentation/Reports/06_User_Guide_CN.docx
+++ b/ESG_Text_Based_Incentives/Documentation/Reports/06_User_Guide_CN.docx
@@ -228,7 +228,7 @@
                 <w:sz w:val="17"/>
                 <w:szCs w:val="17"/>
               </w:rPr>
-              <w:t xml:space="preserve">2026-10-31 16:56</w:t>
+              <w:t xml:space="preserve">2026-10-31 20:55</w:t>
             </w:r>
           </w:p>
         </w:tc>
@@ -288,7 +288,7 @@
                 <w:sz w:val="17"/>
                 <w:szCs w:val="17"/>
               </w:rPr>
-              <w:t xml:space="preserve">dd6c450</w:t>
+              <w:t xml:space="preserve">badbbbd</w:t>
             </w:r>
           </w:p>
         </w:tc>
